--- a/fra/docx/64.content.docx
+++ b/fra/docx/64.content.docx
@@ -19,7 +19,7 @@
         <w:rPr>
           <w:lang w:val="fr_FR" w:bidi="fr_FR"/>
         </w:rPr>
-        <w:t>Resource: Notes d'étude - Introductions aux livres (Tyndale)</w:t>
+        <w:t>Resource: Tyndale Open Study Notes</w:t>
       </w:r>
       <w:r>
         <w:rPr>
@@ -112,7 +112,7 @@
         <w:rPr>
           <w:lang w:val="fr_FR" w:bidi="fr_FR"/>
         </w:rPr>
-        <w:t>Notes d'étude - Introductions aux livres (Tyndale)</w:t>
+        <w:t>Tyndale Open Study Notes</w:t>
       </w:r>
     </w:p>
     <w:p>

--- a/fra/docx/64.content.docx
+++ b/fra/docx/64.content.docx
@@ -19,7 +19,7 @@
         <w:rPr>
           <w:lang w:val="fr_FR" w:bidi="fr_FR"/>
         </w:rPr>
-        <w:t>Resource: Tyndale Open Study Notes</w:t>
+        <w:t>Resource: Aquifer Open Study Notes (Book Intros)</w:t>
       </w:r>
       <w:r>
         <w:rPr>
@@ -112,7 +112,7 @@
         <w:rPr>
           <w:lang w:val="fr_FR" w:bidi="fr_FR"/>
         </w:rPr>
-        <w:t>Tyndale Open Study Notes</w:t>
+        <w:t>Aquifer Open Study Notes (Book Intros)</w:t>
       </w:r>
     </w:p>
     <w:p>

--- a/fra/docx/64.content.docx
+++ b/fra/docx/64.content.docx
@@ -270,18 +270,12 @@
         </w:rPr>
         <w:t xml:space="preserve">, « Contexte »). Certains enseignants et dirigeants, prétendant être spirituels, propagent une doctrine différente sur le Christ et relâchent les exigences disciplinaires à l’égard des membres de leurs églises. Ils revendiquent leur propre autorité et rejettent celle de Jean, tout en déformant l’enseignement apostolique. Diotrèphe fait partie de ceux qui se détachent de la communion apostolique (cf. </w:t>
       </w:r>
-      <w:hyperlink r:id="rId13">
-        <w:r>
-          <w:rPr>
-            <w:lang w:val="fr_FR" w:bidi="fr_FR"/>
-          </w:rPr>
-          <w:rPr>
-            <w:color w:val="0000EE"/>
-            <w:u w:val="single"/>
-          </w:rPr>
-          <w:t>1Jn 2.18–19</w:t>
-        </w:r>
-      </w:hyperlink>
+      <w:r>
+        <w:rPr>
+          <w:lang w:val="fr_FR" w:bidi="fr_FR"/>
+        </w:rPr>
+        <w:t>1Jn 2.18–19</w:t>
+      </w:r>
       <w:r>
         <w:rPr>
           <w:lang w:val="fr_FR" w:bidi="fr_FR"/>
@@ -340,18 +334,12 @@
         </w:rPr>
         <w:t>(</w:t>
       </w:r>
-      <w:hyperlink r:id="rId14">
-        <w:r>
-          <w:rPr>
-            <w:lang w:val="fr_FR" w:bidi="fr_FR"/>
-          </w:rPr>
-          <w:rPr>
-            <w:color w:val="0000EE"/>
-            <w:u w:val="single"/>
-          </w:rPr>
-          <w:t>1.1–4</w:t>
-        </w:r>
-      </w:hyperlink>
+      <w:r>
+        <w:rPr>
+          <w:lang w:val="fr_FR" w:bidi="fr_FR"/>
+        </w:rPr>
+        <w:t>1.1–4</w:t>
+      </w:r>
       <w:r>
         <w:rPr>
           <w:lang w:val="fr_FR" w:bidi="fr_FR"/>
@@ -372,18 +360,12 @@
         </w:rPr>
         <w:t>Dans le corps de la lettre (</w:t>
       </w:r>
-      <w:hyperlink r:id="rId15">
-        <w:r>
-          <w:rPr>
-            <w:lang w:val="fr_FR" w:bidi="fr_FR"/>
-          </w:rPr>
-          <w:rPr>
-            <w:color w:val="0000EE"/>
-            <w:u w:val="single"/>
-          </w:rPr>
-          <w:t>1.5–12</w:t>
-        </w:r>
-      </w:hyperlink>
+      <w:r>
+        <w:rPr>
+          <w:lang w:val="fr_FR" w:bidi="fr_FR"/>
+        </w:rPr>
+        <w:t>1.5–12</w:t>
+      </w:r>
       <w:r>
         <w:rPr>
           <w:lang w:val="fr_FR" w:bidi="fr_FR"/>
@@ -404,18 +386,12 @@
         </w:rPr>
         <w:t>En contraste avec Gaïus, un dirigeant d’église nommé Diotrèphe fait l’objet d’une réprimande de la part de l’apôtre (</w:t>
       </w:r>
-      <w:hyperlink r:id="rId16">
-        <w:r>
-          <w:rPr>
-            <w:lang w:val="fr_FR" w:bidi="fr_FR"/>
-          </w:rPr>
-          <w:rPr>
-            <w:color w:val="0000EE"/>
-            <w:u w:val="single"/>
-          </w:rPr>
-          <w:t>1.9–10</w:t>
-        </w:r>
-      </w:hyperlink>
+      <w:r>
+        <w:rPr>
+          <w:lang w:val="fr_FR" w:bidi="fr_FR"/>
+        </w:rPr>
+        <w:t>1.9–10</w:t>
+      </w:r>
       <w:r>
         <w:rPr>
           <w:lang w:val="fr_FR" w:bidi="fr_FR"/>
@@ -436,18 +412,12 @@
         </w:rPr>
         <w:t>Jean mentionne ensuite un autre homme, Démétrius, reconnu pour sa bonne réputation (</w:t>
       </w:r>
-      <w:hyperlink r:id="rId17">
-        <w:r>
-          <w:rPr>
-            <w:lang w:val="fr_FR" w:bidi="fr_FR"/>
-          </w:rPr>
-          <w:rPr>
-            <w:color w:val="0000EE"/>
-            <w:u w:val="single"/>
-          </w:rPr>
-          <w:t>1.12</w:t>
-        </w:r>
-      </w:hyperlink>
+      <w:r>
+        <w:rPr>
+          <w:lang w:val="fr_FR" w:bidi="fr_FR"/>
+        </w:rPr>
+        <w:t>1.12</w:t>
+      </w:r>
       <w:r>
         <w:rPr>
           <w:lang w:val="fr_FR" w:bidi="fr_FR"/>
@@ -468,18 +438,12 @@
         </w:rPr>
         <w:t>Jean termine la lettre par une annonce de visite prochaine et l’envoi de salutations personnelles (</w:t>
       </w:r>
-      <w:hyperlink r:id="rId18">
-        <w:r>
-          <w:rPr>
-            <w:lang w:val="fr_FR" w:bidi="fr_FR"/>
-          </w:rPr>
-          <w:rPr>
-            <w:color w:val="0000EE"/>
-            <w:u w:val="single"/>
-          </w:rPr>
-          <w:t>1.13–15</w:t>
-        </w:r>
-      </w:hyperlink>
+      <w:r>
+        <w:rPr>
+          <w:lang w:val="fr_FR" w:bidi="fr_FR"/>
+        </w:rPr>
+        <w:t>1.13–15</w:t>
+      </w:r>
       <w:r>
         <w:rPr>
           <w:lang w:val="fr_FR" w:bidi="fr_FR"/>
@@ -511,18 +475,12 @@
         </w:rPr>
         <w:t xml:space="preserve">L’auteur de cette lettre se présente simplement comme « l’ancien » (voir </w:t>
       </w:r>
-      <w:hyperlink r:id="rId19">
-        <w:r>
-          <w:rPr>
-            <w:lang w:val="fr_FR" w:bidi="fr_FR"/>
-          </w:rPr>
-          <w:rPr>
-            <w:color w:val="0000EE"/>
-            <w:u w:val="single"/>
-          </w:rPr>
-          <w:t>1.1</w:t>
-        </w:r>
-      </w:hyperlink>
+      <w:r>
+        <w:rPr>
+          <w:lang w:val="fr_FR" w:bidi="fr_FR"/>
+        </w:rPr>
+        <w:t>1.1</w:t>
+      </w:r>
       <w:r>
         <w:rPr>
           <w:lang w:val="fr_FR" w:bidi="fr_FR"/>
